--- a/Task 3/Task3a_GatheringFeedbackSheet_LL-000020922_Krzysztoszek_Z.docx
+++ b/Task 3/Task3a_GatheringFeedbackSheet_LL-000020922_Krzysztoszek_Z.docx
@@ -132,7 +132,7 @@
           <w:lang w:eastAsia="en-GB"/>
         </w:rPr>
       </w:pPr>
-      <w:hyperlink r:id="rId5" w:history="1">
+      <w:hyperlink r:id="rId7" w:history="1">
         <w:r>
           <w:rPr>
             <w:rStyle w:val="Hyperlink"/>
@@ -845,7 +845,7 @@
           <w:rFonts w:cstheme="minorHAnsi"/>
         </w:rPr>
       </w:pPr>
-      <w:hyperlink r:id="rId6" w:history="1">
+      <w:hyperlink r:id="rId8" w:history="1">
         <w:r>
           <w:rPr>
             <w:rStyle w:val="Hyperlink"/>
@@ -1203,151 +1203,1046 @@
     </w:p>
     <w:p>
       <w:pPr>
-        <w:pStyle w:val="ListParagraph"/>
-        <w:numPr>
-          <w:ilvl w:val="0"/>
-          <w:numId w:val="1"/>
-        </w:numPr>
-        <w:rPr>
-          <w:rFonts w:cstheme="minorHAnsi"/>
-        </w:rPr>
-      </w:pPr>
-      <w:r>
-        <w:rPr>
-          <w:rFonts w:cstheme="minorHAnsi"/>
-        </w:rPr>
-        <w:t xml:space="preserve">Here you must go through each method and summarise </w:t>
+        <w:rPr>
+          <w:rFonts w:cstheme="minorHAnsi"/>
+          <w:b/>
+          <w:bCs/>
+          <w:sz w:val="24"/>
+          <w:szCs w:val="24"/>
+          <w:u w:val="single"/>
+        </w:rPr>
+      </w:pPr>
+      <w:r>
+        <w:rPr>
+          <w:rFonts w:cstheme="minorHAnsi"/>
+          <w:b/>
+          <w:bCs/>
+          <w:sz w:val="24"/>
+          <w:szCs w:val="24"/>
+          <w:u w:val="single"/>
+        </w:rPr>
+        <w:t>Questionnaire</w:t>
+      </w:r>
+    </w:p>
+    <w:p>
+      <w:pPr>
+        <w:rPr>
+          <w:rFonts w:cstheme="minorHAnsi"/>
+        </w:rPr>
+      </w:pPr>
+      <w:r>
+        <w:rPr>
+          <w:rFonts w:cstheme="minorHAnsi"/>
+        </w:rPr>
+        <w:t>The overall experience was rated 4.5/5</w:t>
+      </w:r>
+      <w:r>
+        <w:rPr>
+          <w:rFonts w:cstheme="minorHAnsi"/>
+        </w:rPr>
+        <w:br/>
+        <w:t>The overall satisfaction was rated 4.5/5</w:t>
+      </w:r>
+    </w:p>
+    <w:p>
+      <w:pPr>
+        <w:rPr>
+          <w:rFonts w:cstheme="minorHAnsi"/>
+        </w:rPr>
+      </w:pPr>
+      <w:r>
+        <w:rPr>
+          <w:rFonts w:cstheme="minorHAnsi"/>
+        </w:rPr>
+        <w:drawing>
+          <wp:inline distT="0" distB="0" distL="0" distR="0" wp14:anchorId="03C5C323" wp14:editId="2F569D5F">
+            <wp:extent cx="3167172" cy="1314450"/>
+            <wp:effectExtent l="0" t="0" r="0" b="0"/>
+            <wp:docPr id="15" name="Picture 15"/>
+            <wp:cNvGraphicFramePr>
+              <a:graphicFrameLocks xmlns:a="http://schemas.openxmlformats.org/drawingml/2006/main" noChangeAspect="1"/>
+            </wp:cNvGraphicFramePr>
+            <a:graphic xmlns:a="http://schemas.openxmlformats.org/drawingml/2006/main">
+              <a:graphicData uri="http://schemas.openxmlformats.org/drawingml/2006/picture">
+                <pic:pic xmlns:pic="http://schemas.openxmlformats.org/drawingml/2006/picture">
+                  <pic:nvPicPr>
+                    <pic:cNvPr id="1" name=""/>
+                    <pic:cNvPicPr/>
+                  </pic:nvPicPr>
+                  <pic:blipFill>
+                    <a:blip r:embed="rId9"/>
+                    <a:stretch>
+                      <a:fillRect/>
+                    </a:stretch>
+                  </pic:blipFill>
+                  <pic:spPr>
+                    <a:xfrm>
+                      <a:off x="0" y="0"/>
+                      <a:ext cx="3172489" cy="1316657"/>
+                    </a:xfrm>
+                    <a:prstGeom prst="rect">
+                      <a:avLst/>
+                    </a:prstGeom>
+                  </pic:spPr>
+                </pic:pic>
+              </a:graphicData>
+            </a:graphic>
+          </wp:inline>
+        </w:drawing>
+      </w:r>
+      <w:r>
+        <w:rPr>
+          <w:rFonts w:cstheme="minorHAnsi"/>
+        </w:rPr>
+        <w:br/>
+        <w:t>The visual appearance was rated 4.5/5</w:t>
+      </w:r>
+    </w:p>
+    <w:p>
+      <w:pPr>
+        <w:rPr>
+          <w:rFonts w:cstheme="minorHAnsi"/>
+        </w:rPr>
+      </w:pPr>
+      <w:r>
+        <w:rPr>
+          <w:rFonts w:cstheme="minorHAnsi"/>
+        </w:rPr>
+        <w:drawing>
+          <wp:inline distT="0" distB="0" distL="0" distR="0" wp14:anchorId="667C23B5" wp14:editId="15EF6163">
+            <wp:extent cx="3177786" cy="1228725"/>
+            <wp:effectExtent l="0" t="0" r="3810" b="0"/>
+            <wp:docPr id="13" name="Picture 13"/>
+            <wp:cNvGraphicFramePr>
+              <a:graphicFrameLocks xmlns:a="http://schemas.openxmlformats.org/drawingml/2006/main" noChangeAspect="1"/>
+            </wp:cNvGraphicFramePr>
+            <a:graphic xmlns:a="http://schemas.openxmlformats.org/drawingml/2006/main">
+              <a:graphicData uri="http://schemas.openxmlformats.org/drawingml/2006/picture">
+                <pic:pic xmlns:pic="http://schemas.openxmlformats.org/drawingml/2006/picture">
+                  <pic:nvPicPr>
+                    <pic:cNvPr id="1" name=""/>
+                    <pic:cNvPicPr/>
+                  </pic:nvPicPr>
+                  <pic:blipFill>
+                    <a:blip r:embed="rId10"/>
+                    <a:stretch>
+                      <a:fillRect/>
+                    </a:stretch>
+                  </pic:blipFill>
+                  <pic:spPr>
+                    <a:xfrm>
+                      <a:off x="0" y="0"/>
+                      <a:ext cx="3179155" cy="1229254"/>
+                    </a:xfrm>
+                    <a:prstGeom prst="rect">
+                      <a:avLst/>
+                    </a:prstGeom>
+                  </pic:spPr>
+                </pic:pic>
+              </a:graphicData>
+            </a:graphic>
+          </wp:inline>
+        </w:drawing>
+      </w:r>
+    </w:p>
+    <w:p>
+      <w:pPr>
+        <w:rPr>
+          <w:rFonts w:cstheme="minorHAnsi"/>
+        </w:rPr>
+      </w:pPr>
+      <w:r>
+        <w:rPr>
+          <w:rFonts w:cstheme="minorHAnsi"/>
+        </w:rPr>
+        <w:br/>
+        <w:t>The security was rating an impressive 4.75/5</w:t>
+      </w:r>
+    </w:p>
+    <w:p>
+      <w:pPr>
+        <w:rPr>
+          <w:rFonts w:cstheme="minorHAnsi"/>
+        </w:rPr>
+      </w:pPr>
+      <w:r>
+        <w:rPr>
+          <w:rFonts w:cstheme="minorHAnsi"/>
+        </w:rPr>
+        <w:drawing>
+          <wp:inline distT="0" distB="0" distL="0" distR="0" wp14:anchorId="0EFA8C03" wp14:editId="74282390">
+            <wp:extent cx="3168018" cy="1314450"/>
+            <wp:effectExtent l="0" t="0" r="0" b="0"/>
+            <wp:docPr id="14" name="Picture 14"/>
+            <wp:cNvGraphicFramePr>
+              <a:graphicFrameLocks xmlns:a="http://schemas.openxmlformats.org/drawingml/2006/main" noChangeAspect="1"/>
+            </wp:cNvGraphicFramePr>
+            <a:graphic xmlns:a="http://schemas.openxmlformats.org/drawingml/2006/main">
+              <a:graphicData uri="http://schemas.openxmlformats.org/drawingml/2006/picture">
+                <pic:pic xmlns:pic="http://schemas.openxmlformats.org/drawingml/2006/picture">
+                  <pic:nvPicPr>
+                    <pic:cNvPr id="1" name=""/>
+                    <pic:cNvPicPr/>
+                  </pic:nvPicPr>
+                  <pic:blipFill>
+                    <a:blip r:embed="rId11"/>
+                    <a:stretch>
+                      <a:fillRect/>
+                    </a:stretch>
+                  </pic:blipFill>
+                  <pic:spPr>
+                    <a:xfrm>
+                      <a:off x="0" y="0"/>
+                      <a:ext cx="3171253" cy="1315792"/>
+                    </a:xfrm>
+                    <a:prstGeom prst="rect">
+                      <a:avLst/>
+                    </a:prstGeom>
+                  </pic:spPr>
+                </pic:pic>
+              </a:graphicData>
+            </a:graphic>
+          </wp:inline>
+        </w:drawing>
+      </w:r>
+      <w:r>
+        <w:rPr>
+          <w:rFonts w:cstheme="minorHAnsi"/>
+        </w:rPr>
+        <w:br/>
+        <w:t>The written content was rated an impressive 5/5</w:t>
+      </w:r>
+      <w:r>
+        <w:rPr>
+          <w:rFonts w:cstheme="minorHAnsi"/>
+        </w:rPr>
+        <w:br/>
+        <w:t>The likelihood to recommend the prototype was rated 4/5</w:t>
+      </w:r>
+    </w:p>
+    <w:p>
+      <w:pPr>
+        <w:rPr>
+          <w:rFonts w:cstheme="minorHAnsi"/>
+        </w:rPr>
+      </w:pPr>
+      <w:r>
+        <w:rPr>
+          <w:rFonts w:cstheme="minorHAnsi"/>
+        </w:rPr>
+        <w:lastRenderedPageBreak/>
+        <w:drawing>
+          <wp:inline distT="0" distB="0" distL="0" distR="0" wp14:anchorId="090DD080" wp14:editId="5CCD989D">
+            <wp:extent cx="5731510" cy="2033270"/>
+            <wp:effectExtent l="0" t="0" r="2540" b="5080"/>
+            <wp:docPr id="1" name="Picture 1"/>
+            <wp:cNvGraphicFramePr>
+              <a:graphicFrameLocks xmlns:a="http://schemas.openxmlformats.org/drawingml/2006/main" noChangeAspect="1"/>
+            </wp:cNvGraphicFramePr>
+            <a:graphic xmlns:a="http://schemas.openxmlformats.org/drawingml/2006/main">
+              <a:graphicData uri="http://schemas.openxmlformats.org/drawingml/2006/picture">
+                <pic:pic xmlns:pic="http://schemas.openxmlformats.org/drawingml/2006/picture">
+                  <pic:nvPicPr>
+                    <pic:cNvPr id="1" name=""/>
+                    <pic:cNvPicPr/>
+                  </pic:nvPicPr>
+                  <pic:blipFill>
+                    <a:blip r:embed="rId12"/>
+                    <a:stretch>
+                      <a:fillRect/>
+                    </a:stretch>
+                  </pic:blipFill>
+                  <pic:spPr>
+                    <a:xfrm>
+                      <a:off x="0" y="0"/>
+                      <a:ext cx="5731510" cy="2033270"/>
+                    </a:xfrm>
+                    <a:prstGeom prst="rect">
+                      <a:avLst/>
+                    </a:prstGeom>
+                  </pic:spPr>
+                </pic:pic>
+              </a:graphicData>
+            </a:graphic>
+          </wp:inline>
+        </w:drawing>
+      </w:r>
+    </w:p>
+    <w:p>
+      <w:pPr>
+        <w:rPr>
+          <w:rFonts w:cstheme="minorHAnsi"/>
+        </w:rPr>
+      </w:pPr>
+      <w:r>
+        <w:rPr>
+          <w:rFonts w:cstheme="minorHAnsi"/>
+        </w:rPr>
+        <w:t xml:space="preserve">The x axis indicated the participants, the y axis indicates the ratings, with 1 being the lowest and 5 the highest. </w:t>
+      </w:r>
+    </w:p>
+    <w:p>
+      <w:pPr>
+        <w:rPr>
+          <w:rFonts w:cstheme="minorHAnsi"/>
+        </w:rPr>
+      </w:pPr>
+      <w:r>
+        <w:rPr>
+          <w:rFonts w:cstheme="minorHAnsi"/>
+        </w:rPr>
+        <w:drawing>
+          <wp:inline distT="0" distB="0" distL="0" distR="0" wp14:anchorId="2AEB1773" wp14:editId="6D5B04B6">
+            <wp:extent cx="5731510" cy="1765300"/>
+            <wp:effectExtent l="0" t="0" r="2540" b="6350"/>
+            <wp:docPr id="16" name="Picture 16"/>
+            <wp:cNvGraphicFramePr>
+              <a:graphicFrameLocks xmlns:a="http://schemas.openxmlformats.org/drawingml/2006/main" noChangeAspect="1"/>
+            </wp:cNvGraphicFramePr>
+            <a:graphic xmlns:a="http://schemas.openxmlformats.org/drawingml/2006/main">
+              <a:graphicData uri="http://schemas.openxmlformats.org/drawingml/2006/picture">
+                <pic:pic xmlns:pic="http://schemas.openxmlformats.org/drawingml/2006/picture">
+                  <pic:nvPicPr>
+                    <pic:cNvPr id="1" name=""/>
+                    <pic:cNvPicPr/>
+                  </pic:nvPicPr>
+                  <pic:blipFill>
+                    <a:blip r:embed="rId13"/>
+                    <a:stretch>
+                      <a:fillRect/>
+                    </a:stretch>
+                  </pic:blipFill>
+                  <pic:spPr>
+                    <a:xfrm>
+                      <a:off x="0" y="0"/>
+                      <a:ext cx="5731510" cy="1765300"/>
+                    </a:xfrm>
+                    <a:prstGeom prst="rect">
+                      <a:avLst/>
+                    </a:prstGeom>
+                  </pic:spPr>
+                </pic:pic>
+              </a:graphicData>
+            </a:graphic>
+          </wp:inline>
+        </w:drawing>
+      </w:r>
+    </w:p>
+    <w:p>
+      <w:pPr>
+        <w:rPr>
+          <w:rFonts w:cstheme="minorHAnsi"/>
+        </w:rPr>
+      </w:pPr>
+      <w:r>
+        <w:rPr>
+          <w:rFonts w:cstheme="minorHAnsi"/>
+        </w:rPr>
+        <w:t>All 4 testers found the site safe, credible, and trustworthy. The homepage hero section was praised by 3/4 testers, showing the visual design is incredible on the home page. Basket, search, checkout and navigation all worked</w:t>
+      </w:r>
+      <w:r>
+        <w:rPr>
+          <w:rFonts w:cstheme="minorHAnsi"/>
+        </w:rPr>
+        <w:t xml:space="preserve"> without issues for every tester. Real-time loyalty points were described as engaging and interactive. Written content quality was rated 5/5 by all testers. And all testers said the website increased their interest in buying local produce. </w:t>
+      </w:r>
+    </w:p>
+    <w:p>
+      <w:pPr>
+        <w:rPr>
+          <w:rFonts w:cstheme="minorHAnsi"/>
+        </w:rPr>
+      </w:pPr>
+      <w:r>
+        <w:rPr>
+          <w:rFonts w:cstheme="minorHAnsi"/>
+        </w:rPr>
+        <w:drawing>
+          <wp:inline distT="0" distB="0" distL="0" distR="0" wp14:anchorId="700F7348" wp14:editId="1BCFFB3B">
+            <wp:extent cx="5731510" cy="2102485"/>
+            <wp:effectExtent l="0" t="0" r="2540" b="0"/>
+            <wp:docPr id="17" name="Picture 17"/>
+            <wp:cNvGraphicFramePr>
+              <a:graphicFrameLocks xmlns:a="http://schemas.openxmlformats.org/drawingml/2006/main" noChangeAspect="1"/>
+            </wp:cNvGraphicFramePr>
+            <a:graphic xmlns:a="http://schemas.openxmlformats.org/drawingml/2006/main">
+              <a:graphicData uri="http://schemas.openxmlformats.org/drawingml/2006/picture">
+                <pic:pic xmlns:pic="http://schemas.openxmlformats.org/drawingml/2006/picture">
+                  <pic:nvPicPr>
+                    <pic:cNvPr id="1" name=""/>
+                    <pic:cNvPicPr/>
+                  </pic:nvPicPr>
+                  <pic:blipFill>
+                    <a:blip r:embed="rId14"/>
+                    <a:stretch>
+                      <a:fillRect/>
+                    </a:stretch>
+                  </pic:blipFill>
+                  <pic:spPr>
+                    <a:xfrm>
+                      <a:off x="0" y="0"/>
+                      <a:ext cx="5731510" cy="2102485"/>
+                    </a:xfrm>
+                    <a:prstGeom prst="rect">
+                      <a:avLst/>
+                    </a:prstGeom>
+                  </pic:spPr>
+                </pic:pic>
+              </a:graphicData>
+            </a:graphic>
+          </wp:inline>
+        </w:drawing>
+      </w:r>
+    </w:p>
+    <w:p>
+      <w:pPr>
+        <w:rPr>
+          <w:rFonts w:cstheme="minorHAnsi"/>
+        </w:rPr>
+      </w:pPr>
+      <w:r>
+        <w:rPr>
+          <w:rFonts w:cstheme="minorHAnsi"/>
+        </w:rPr>
+        <w:t>T</w:t>
+      </w:r>
+      <w:r>
+        <w:rPr>
+          <w:rFonts w:cstheme="minorHAnsi"/>
+        </w:rPr>
+        <w:t>he product detail page has been seen as inconsistent with the websites design</w:t>
+      </w:r>
+      <w:r>
+        <w:rPr>
+          <w:rFonts w:cstheme="minorHAnsi"/>
+        </w:rPr>
+        <w:t xml:space="preserve">. </w:t>
+      </w:r>
+      <w:r>
+        <w:rPr>
+          <w:rFonts w:cstheme="minorHAnsi"/>
+        </w:rPr>
+        <w:t xml:space="preserve">Speed was rated only 3/5 by 2 participants, with loading the products being the reoccurring problem. 1 participant was unaware of the loyalty system until completing the questionnaire, there isn’t a confirmation message after checking out, the lack of accessibility features was noted as the weakest area. </w:t>
+      </w:r>
+      <w:r>
+        <w:rPr>
+          <w:rFonts w:cstheme="minorHAnsi"/>
+        </w:rPr>
+        <w:t>The prototype is slow with testers reporting that some of the images didn’t load properly and quickly.</w:t>
+      </w:r>
+    </w:p>
+    <w:p>
+      <w:pPr>
+        <w:rPr>
+          <w:rFonts w:cstheme="minorHAnsi"/>
+        </w:rPr>
+      </w:pPr>
+    </w:p>
+    <w:p>
+      <w:pPr>
+        <w:rPr>
+          <w:rFonts w:cstheme="minorHAnsi"/>
+        </w:rPr>
+      </w:pPr>
+    </w:p>
+    <w:p>
+      <w:pPr>
+        <w:rPr>
+          <w:rFonts w:cstheme="minorHAnsi"/>
+        </w:rPr>
+      </w:pPr>
+      <w:r>
+        <w:rPr>
+          <w:rFonts w:cstheme="minorHAnsi"/>
+        </w:rPr>
+        <w:drawing>
+          <wp:inline distT="0" distB="0" distL="0" distR="0" wp14:anchorId="031726CE" wp14:editId="0F788947">
+            <wp:extent cx="5731510" cy="2270125"/>
+            <wp:effectExtent l="0" t="0" r="2540" b="0"/>
+            <wp:docPr id="5" name="Picture 5"/>
+            <wp:cNvGraphicFramePr>
+              <a:graphicFrameLocks xmlns:a="http://schemas.openxmlformats.org/drawingml/2006/main" noChangeAspect="1"/>
+            </wp:cNvGraphicFramePr>
+            <a:graphic xmlns:a="http://schemas.openxmlformats.org/drawingml/2006/main">
+              <a:graphicData uri="http://schemas.openxmlformats.org/drawingml/2006/picture">
+                <pic:pic xmlns:pic="http://schemas.openxmlformats.org/drawingml/2006/picture">
+                  <pic:nvPicPr>
+                    <pic:cNvPr id="1" name=""/>
+                    <pic:cNvPicPr/>
+                  </pic:nvPicPr>
+                  <pic:blipFill>
+                    <a:blip r:embed="rId15"/>
+                    <a:stretch>
+                      <a:fillRect/>
+                    </a:stretch>
+                  </pic:blipFill>
+                  <pic:spPr>
+                    <a:xfrm>
+                      <a:off x="0" y="0"/>
+                      <a:ext cx="5731510" cy="2270125"/>
+                    </a:xfrm>
+                    <a:prstGeom prst="rect">
+                      <a:avLst/>
+                    </a:prstGeom>
+                  </pic:spPr>
+                </pic:pic>
+              </a:graphicData>
+            </a:graphic>
+          </wp:inline>
+        </w:drawing>
+      </w:r>
+    </w:p>
+    <w:p>
+      <w:pPr>
+        <w:rPr>
+          <w:rFonts w:cstheme="minorHAnsi"/>
+        </w:rPr>
+      </w:pPr>
+      <w:r>
+        <w:rPr>
+          <w:rFonts w:cstheme="minorHAnsi"/>
+        </w:rPr>
+        <w:t>I have found that my prototype is not fast enough loading wise nor smooth enough, as testers did not vote 5 stars for speed.</w:t>
+      </w:r>
+    </w:p>
+    <w:p>
+      <w:r>
+        <w:t>This was an effective method for capturing a broad range of opinions from end-users. With 4 responses it was small but suitable for a prototype stage. It provided a good mix of quantitative ratings and qualitative open-text feedback. It worked well for the target audience (general public / potential customers) as it required no technical knowledge to complete. I found the website was rated positively overall (4.5/5 experience, 4.5/5 satisfaction), the homepage and design were consistently praised, and core functionality like basket and checkout worked for everyone. Speed and the product detail page were the two most consistent pain points, and only 1 of 4 respondents felt the site was fully ready for public launch.</w:t>
+      </w:r>
+    </w:p>
+    <w:p>
+      <w:pPr>
+        <w:rPr>
+          <w:b/>
+          <w:bCs/>
+          <w:sz w:val="24"/>
+          <w:szCs w:val="24"/>
+          <w:u w:val="single"/>
+        </w:rPr>
+      </w:pPr>
+      <w:r>
+        <w:rPr>
+          <w:b/>
+          <w:bCs/>
+          <w:sz w:val="24"/>
+          <w:szCs w:val="24"/>
+          <w:u w:val="single"/>
+        </w:rPr>
+        <w:t>Observations</w:t>
+      </w:r>
+    </w:p>
+    <w:p>
+      <w:pPr>
+        <w:rPr>
+          <w:rFonts w:cstheme="minorHAnsi"/>
+        </w:rPr>
+      </w:pPr>
+      <w:r>
+        <w:rPr>
+          <w:rFonts w:cstheme="minorHAnsi"/>
+        </w:rPr>
+        <w:t>The task rate success is 100%</w:t>
+      </w:r>
+      <w:r>
+        <w:rPr>
+          <w:rFonts w:cstheme="minorHAnsi"/>
+        </w:rPr>
+        <w:br/>
+        <w:t>68% of the tasks took faster than expected</w:t>
+      </w:r>
+      <w:r>
+        <w:rPr>
+          <w:rFonts w:cstheme="minorHAnsi"/>
+        </w:rPr>
+        <w:br/>
+        <w:t>An error rate of 0</w:t>
+      </w:r>
+      <w:r>
+        <w:rPr>
+          <w:rFonts w:cstheme="minorHAnsi"/>
+        </w:rPr>
+        <w:br/>
+        <w:t>2 minor navigational errors</w:t>
+      </w:r>
+    </w:p>
+    <w:p>
+      <w:pPr>
+        <w:rPr>
+          <w:rFonts w:cstheme="minorHAnsi"/>
+        </w:rPr>
+      </w:pPr>
+      <w:r>
+        <w:rPr>
+          <w:rFonts w:cstheme="minorHAnsi"/>
+        </w:rPr>
+        <w:lastRenderedPageBreak/>
+        <w:drawing>
+          <wp:inline distT="0" distB="0" distL="0" distR="0" wp14:anchorId="40F15257" wp14:editId="26E94CD2">
+            <wp:extent cx="5731510" cy="3234055"/>
+            <wp:effectExtent l="0" t="0" r="2540" b="4445"/>
+            <wp:docPr id="6" name="Picture 6"/>
+            <wp:cNvGraphicFramePr>
+              <a:graphicFrameLocks xmlns:a="http://schemas.openxmlformats.org/drawingml/2006/main" noChangeAspect="1"/>
+            </wp:cNvGraphicFramePr>
+            <a:graphic xmlns:a="http://schemas.openxmlformats.org/drawingml/2006/main">
+              <a:graphicData uri="http://schemas.openxmlformats.org/drawingml/2006/picture">
+                <pic:pic xmlns:pic="http://schemas.openxmlformats.org/drawingml/2006/picture">
+                  <pic:nvPicPr>
+                    <pic:cNvPr id="1" name=""/>
+                    <pic:cNvPicPr/>
+                  </pic:nvPicPr>
+                  <pic:blipFill>
+                    <a:blip r:embed="rId16"/>
+                    <a:stretch>
+                      <a:fillRect/>
+                    </a:stretch>
+                  </pic:blipFill>
+                  <pic:spPr>
+                    <a:xfrm>
+                      <a:off x="0" y="0"/>
+                      <a:ext cx="5731510" cy="3234055"/>
+                    </a:xfrm>
+                    <a:prstGeom prst="rect">
+                      <a:avLst/>
+                    </a:prstGeom>
+                  </pic:spPr>
+                </pic:pic>
+              </a:graphicData>
+            </a:graphic>
+          </wp:inline>
+        </w:drawing>
+      </w:r>
+    </w:p>
+    <w:p>
+      <w:pPr>
+        <w:rPr>
+          <w:rFonts w:cstheme="minorHAnsi"/>
+        </w:rPr>
+      </w:pPr>
+      <w:r>
+        <w:rPr>
+          <w:rFonts w:cstheme="minorHAnsi"/>
+        </w:rPr>
+        <w:t>All 19 tasks were completed successfully by all 4 participants, most tasks completed faster than expected, simple navigation tasks consistently took 1-4s instead of the 5s expected. Register and login flows were efficient, with observations 2 and 3 using fewer clicks than expected. Both delivery and collection options were completed without errors.</w:t>
+      </w:r>
+    </w:p>
+    <w:p>
+      <w:pPr>
+        <w:rPr>
+          <w:rFonts w:cstheme="minorHAnsi"/>
+        </w:rPr>
+      </w:pPr>
+      <w:r>
+        <w:rPr>
+          <w:rFonts w:cstheme="minorHAnsi"/>
+        </w:rPr>
+        <w:lastRenderedPageBreak/>
+        <w:drawing>
+          <wp:inline distT="0" distB="0" distL="0" distR="0" wp14:anchorId="3B0BBCD0" wp14:editId="03C51ADB">
+            <wp:extent cx="5731510" cy="4885690"/>
+            <wp:effectExtent l="0" t="0" r="2540" b="0"/>
+            <wp:docPr id="7" name="Picture 7"/>
+            <wp:cNvGraphicFramePr>
+              <a:graphicFrameLocks xmlns:a="http://schemas.openxmlformats.org/drawingml/2006/main" noChangeAspect="1"/>
+            </wp:cNvGraphicFramePr>
+            <a:graphic xmlns:a="http://schemas.openxmlformats.org/drawingml/2006/main">
+              <a:graphicData uri="http://schemas.openxmlformats.org/drawingml/2006/picture">
+                <pic:pic xmlns:pic="http://schemas.openxmlformats.org/drawingml/2006/picture">
+                  <pic:nvPicPr>
+                    <pic:cNvPr id="1" name=""/>
+                    <pic:cNvPicPr/>
+                  </pic:nvPicPr>
+                  <pic:blipFill>
+                    <a:blip r:embed="rId17"/>
+                    <a:stretch>
+                      <a:fillRect/>
+                    </a:stretch>
+                  </pic:blipFill>
+                  <pic:spPr>
+                    <a:xfrm>
+                      <a:off x="0" y="0"/>
+                      <a:ext cx="5731510" cy="4885690"/>
+                    </a:xfrm>
+                    <a:prstGeom prst="rect">
+                      <a:avLst/>
+                    </a:prstGeom>
+                  </pic:spPr>
+                </pic:pic>
+              </a:graphicData>
+            </a:graphic>
+          </wp:inline>
+        </w:drawing>
+      </w:r>
+    </w:p>
+    <w:p>
+      <w:pPr>
+        <w:rPr>
+          <w:rFonts w:cstheme="minorHAnsi"/>
+        </w:rPr>
+      </w:pPr>
+      <w:r>
+        <w:rPr>
+          <w:rFonts w:cstheme="minorHAnsi"/>
+        </w:rPr>
+        <w:t>However, edit farmer details was consistently the slowest task (~1m 27-30s vs 2m expected). Observation 4 looked for orders in account management first before finding it under shop dropdown, taking 13s instead of the 5s expected.</w:t>
+      </w:r>
+    </w:p>
+    <w:p>
+      <w:pPr>
+        <w:rPr>
+          <w:rFonts w:cstheme="minorHAnsi"/>
+        </w:rPr>
+      </w:pPr>
+      <w:r>
+        <w:t>This was a highly effective method for measuring real usability with objective data (times, click counts, success rates). All 4 participants completed all 19 tasks successfully with a 100% success rate and zero errors in observations 1–3. Most tasks were completed faster than the expected time — for example, searching for a product took 3–7 seconds against a 15-second benchmark. The method was suitable for the target audience as it required no prior knowledge, though Observation 4 revealed two small navigational hesitations (looking in account management before finding Orders, and the same for editing farmer details), suggesting those journeys are not entirely intuitive.</w:t>
+      </w:r>
+      <w:r>
+        <w:rPr>
+          <w:rFonts w:cstheme="minorHAnsi"/>
+        </w:rPr>
+        <w:t xml:space="preserve"> </w:t>
+      </w:r>
+    </w:p>
+    <w:p>
+      <w:pPr>
+        <w:rPr>
+          <w:rFonts w:cstheme="minorHAnsi"/>
+          <w:b/>
+          <w:bCs/>
+          <w:sz w:val="24"/>
+          <w:szCs w:val="24"/>
+          <w:u w:val="single"/>
+        </w:rPr>
+      </w:pPr>
+      <w:r>
+        <w:rPr>
+          <w:rFonts w:cstheme="minorHAnsi"/>
+          <w:b/>
+          <w:bCs/>
+          <w:sz w:val="24"/>
+          <w:szCs w:val="24"/>
+          <w:u w:val="single"/>
+        </w:rPr>
+        <w:t>Paired coding review</w:t>
+      </w:r>
+    </w:p>
+    <w:p>
+      <w:pPr>
+        <w:rPr>
+          <w:rFonts w:cstheme="minorHAnsi"/>
+          <w:sz w:val="24"/>
+          <w:szCs w:val="24"/>
+        </w:rPr>
+      </w:pPr>
+      <w:r>
+        <w:rPr>
+          <w:rFonts w:cstheme="minorHAnsi"/>
+          <w:sz w:val="24"/>
+          <w:szCs w:val="24"/>
+        </w:rPr>
+        <w:t>The models are rated 5/5</w:t>
+      </w:r>
+      <w:r>
+        <w:rPr>
+          <w:rFonts w:cstheme="minorHAnsi"/>
+          <w:sz w:val="24"/>
+          <w:szCs w:val="24"/>
+        </w:rPr>
+        <w:br/>
+        <w:t>Role-based access was rated 5/5</w:t>
+      </w:r>
+      <w:r>
+        <w:rPr>
+          <w:rFonts w:cstheme="minorHAnsi"/>
+          <w:sz w:val="24"/>
+          <w:szCs w:val="24"/>
+        </w:rPr>
+        <w:br/>
+        <w:t>Views consistency was rated 5/5</w:t>
+      </w:r>
+      <w:r>
+        <w:rPr>
+          <w:rFonts w:cstheme="minorHAnsi"/>
+          <w:sz w:val="24"/>
+          <w:szCs w:val="24"/>
+        </w:rPr>
+        <w:br/>
+        <w:t>Code quality was rated 4.5/5</w:t>
+      </w:r>
+    </w:p>
+    <w:p>
+      <w:pPr>
+        <w:rPr>
+          <w:rFonts w:cstheme="minorHAnsi"/>
+        </w:rPr>
+      </w:pPr>
+      <w:r>
+        <w:rPr>
+          <w:rFonts w:cstheme="minorHAnsi"/>
+        </w:rPr>
+        <w:lastRenderedPageBreak/>
+        <w:drawing>
+          <wp:inline distT="0" distB="0" distL="0" distR="0" wp14:anchorId="5369CAE8" wp14:editId="7D91DFF2">
+            <wp:extent cx="5731510" cy="2818765"/>
+            <wp:effectExtent l="0" t="0" r="2540" b="635"/>
+            <wp:docPr id="8" name="Picture 8"/>
+            <wp:cNvGraphicFramePr>
+              <a:graphicFrameLocks xmlns:a="http://schemas.openxmlformats.org/drawingml/2006/main" noChangeAspect="1"/>
+            </wp:cNvGraphicFramePr>
+            <a:graphic xmlns:a="http://schemas.openxmlformats.org/drawingml/2006/main">
+              <a:graphicData uri="http://schemas.openxmlformats.org/drawingml/2006/picture">
+                <pic:pic xmlns:pic="http://schemas.openxmlformats.org/drawingml/2006/picture">
+                  <pic:nvPicPr>
+                    <pic:cNvPr id="1" name=""/>
+                    <pic:cNvPicPr/>
+                  </pic:nvPicPr>
+                  <pic:blipFill>
+                    <a:blip r:embed="rId18"/>
+                    <a:stretch>
+                      <a:fillRect/>
+                    </a:stretch>
+                  </pic:blipFill>
+                  <pic:spPr>
+                    <a:xfrm>
+                      <a:off x="0" y="0"/>
+                      <a:ext cx="5731510" cy="2818765"/>
+                    </a:xfrm>
+                    <a:prstGeom prst="rect">
+                      <a:avLst/>
+                    </a:prstGeom>
+                  </pic:spPr>
+                </pic:pic>
+              </a:graphicData>
+            </a:graphic>
+          </wp:inline>
+        </w:drawing>
+      </w:r>
+    </w:p>
+    <w:p>
+      <w:r>
+        <w:rPr>
+          <w:rFonts w:cstheme="minorHAnsi"/>
+        </w:rPr>
+        <w:drawing>
+          <wp:anchor distT="0" distB="0" distL="114300" distR="114300" simplePos="0" relativeHeight="251659264" behindDoc="0" locked="0" layoutInCell="1" allowOverlap="1" wp14:anchorId="68FE8E6B" wp14:editId="72056017">
+            <wp:simplePos x="0" y="0"/>
+            <wp:positionH relativeFrom="margin">
+              <wp:align>left</wp:align>
+            </wp:positionH>
+            <wp:positionV relativeFrom="paragraph">
+              <wp:posOffset>12065</wp:posOffset>
+            </wp:positionV>
+            <wp:extent cx="2915057" cy="2381582"/>
+            <wp:effectExtent l="0" t="0" r="0" b="0"/>
+            <wp:wrapSquare wrapText="bothSides"/>
+            <wp:docPr id="11" name="Picture 11"/>
+            <wp:cNvGraphicFramePr>
+              <a:graphicFrameLocks xmlns:a="http://schemas.openxmlformats.org/drawingml/2006/main" noChangeAspect="1"/>
+            </wp:cNvGraphicFramePr>
+            <a:graphic xmlns:a="http://schemas.openxmlformats.org/drawingml/2006/main">
+              <a:graphicData uri="http://schemas.openxmlformats.org/drawingml/2006/picture">
+                <pic:pic xmlns:pic="http://schemas.openxmlformats.org/drawingml/2006/picture">
+                  <pic:nvPicPr>
+                    <pic:cNvPr id="1" name=""/>
+                    <pic:cNvPicPr/>
+                  </pic:nvPicPr>
+                  <pic:blipFill>
+                    <a:blip r:embed="rId19">
+                      <a:extLst>
+                        <a:ext uri="{28A0092B-C50C-407E-A947-70E740481C1C}">
+                          <a14:useLocalDpi xmlns:a14="http://schemas.microsoft.com/office/drawing/2010/main" val="0"/>
+                        </a:ext>
+                      </a:extLst>
+                    </a:blip>
+                    <a:stretch>
+                      <a:fillRect/>
+                    </a:stretch>
+                  </pic:blipFill>
+                  <pic:spPr>
+                    <a:xfrm>
+                      <a:off x="0" y="0"/>
+                      <a:ext cx="2915057" cy="2381582"/>
+                    </a:xfrm>
+                    <a:prstGeom prst="rect">
+                      <a:avLst/>
+                    </a:prstGeom>
+                  </pic:spPr>
+                </pic:pic>
+              </a:graphicData>
+            </a:graphic>
+          </wp:anchor>
+        </w:drawing>
+      </w:r>
+      <w:r>
+        <w:t>All 4 reviewers rated the models 5/5, showing the data structure is well designed with correct relationships and appropriate field types. Role-based access control was praised as excellent by all 4 reviewers, with one specifically describing it as outstanding. The basket sidebar was singled out as especially impressive, described as technically well-executed by one reviewer. Controllers were consistently well commented, making the codebase easy to follow and understand. The homepage CSS and scroll animations were called out as the most impressive visual feature across multiple sessions. No significant bugs were found during any of the 4 review sessions, with all tested features performing as expected. The large and accurate seed dataset was praised across reviews, with one reviewer noting it made the project feel complete and professionally developed.</w:t>
+      </w:r>
+    </w:p>
+    <w:p>
+      <w:r>
+        <w:drawing>
+          <wp:inline distT="0" distB="0" distL="0" distR="0" wp14:anchorId="4201103A" wp14:editId="1E90F51A">
+            <wp:extent cx="5731510" cy="2176145"/>
+            <wp:effectExtent l="0" t="0" r="2540" b="0"/>
+            <wp:docPr id="9" name="Picture 9"/>
+            <wp:cNvGraphicFramePr>
+              <a:graphicFrameLocks xmlns:a="http://schemas.openxmlformats.org/drawingml/2006/main" noChangeAspect="1"/>
+            </wp:cNvGraphicFramePr>
+            <a:graphic xmlns:a="http://schemas.openxmlformats.org/drawingml/2006/main">
+              <a:graphicData uri="http://schemas.openxmlformats.org/drawingml/2006/picture">
+                <pic:pic xmlns:pic="http://schemas.openxmlformats.org/drawingml/2006/picture">
+                  <pic:nvPicPr>
+                    <pic:cNvPr id="1" name=""/>
+                    <pic:cNvPicPr/>
+                  </pic:nvPicPr>
+                  <pic:blipFill>
+                    <a:blip r:embed="rId20"/>
+                    <a:stretch>
+                      <a:fillRect/>
+                    </a:stretch>
+                  </pic:blipFill>
+                  <pic:spPr>
+                    <a:xfrm>
+                      <a:off x="0" y="0"/>
+                      <a:ext cx="5731510" cy="2176145"/>
+                    </a:xfrm>
+                    <a:prstGeom prst="rect">
+                      <a:avLst/>
+                    </a:prstGeom>
+                  </pic:spPr>
+                </pic:pic>
+              </a:graphicData>
+            </a:graphic>
+          </wp:inline>
+        </w:drawing>
+      </w:r>
+    </w:p>
+    <w:p>
+      <w:r>
+        <w:t xml:space="preserve">The product detail page lacks CSS styling consistent with the rest of the site, making it feel visually disconnected. Products cannot be clicked on the products page to view their details, despite this </w:t>
+      </w:r>
+      <w:r>
+        <w:lastRenderedPageBreak/>
+        <w:t xml:space="preserve">working correctly from the homepage, creating an inconsistent experience. Performance issues were noted in 3 of 4 sessions, with the Farmers tab and basket sidebar identified as the slowest areas, with excess CSS cited as a likely cause. Some product images briefly failed to load in 2 of 4 review sessions. The </w:t>
       </w:r>
       <w:proofErr w:type="spellStart"/>
       <w:r>
-        <w:rPr>
-          <w:rFonts w:cstheme="minorHAnsi"/>
-        </w:rPr>
-        <w:t>breifly</w:t>
+        <w:t>SeedData.cs</w:t>
       </w:r>
       <w:proofErr w:type="spellEnd"/>
       <w:r>
-        <w:rPr>
-          <w:rFonts w:cstheme="minorHAnsi"/>
-        </w:rPr>
-        <w:t xml:space="preserve"> what your findings were</w:t>
-      </w:r>
-    </w:p>
-    <w:p>
-      <w:pPr>
-        <w:pStyle w:val="ListParagraph"/>
-        <w:numPr>
-          <w:ilvl w:val="0"/>
-          <w:numId w:val="1"/>
-        </w:numPr>
-        <w:rPr>
-          <w:rFonts w:cstheme="minorHAnsi"/>
-        </w:rPr>
-      </w:pPr>
-      <w:r>
-        <w:rPr>
-          <w:rFonts w:cstheme="minorHAnsi"/>
-        </w:rPr>
-        <w:t xml:space="preserve">You must also mention how effective the method was in getting good feedback for your prototype and if it was suitable for target audience </w:t>
-      </w:r>
-    </w:p>
-    <w:p>
-      <w:pPr>
-        <w:pStyle w:val="ListParagraph"/>
-        <w:numPr>
-          <w:ilvl w:val="0"/>
-          <w:numId w:val="1"/>
-        </w:numPr>
-        <w:rPr>
-          <w:rFonts w:cstheme="minorHAnsi"/>
-        </w:rPr>
-      </w:pPr>
-      <w:r>
-        <w:rPr>
-          <w:rFonts w:cstheme="minorHAnsi"/>
-        </w:rPr>
-        <w:t xml:space="preserve">Here you just say what you found not the impact or how you would change it </w:t>
-      </w:r>
-    </w:p>
-    <w:p>
-      <w:pPr>
-        <w:pStyle w:val="ListParagraph"/>
-        <w:numPr>
-          <w:ilvl w:val="0"/>
-          <w:numId w:val="1"/>
-        </w:numPr>
-        <w:rPr>
-          <w:rFonts w:cstheme="minorHAnsi"/>
-        </w:rPr>
-      </w:pPr>
-      <w:r>
-        <w:rPr>
-          <w:rFonts w:cstheme="minorHAnsi"/>
-        </w:rPr>
-        <w:t>So,</w:t>
-      </w:r>
-      <w:r>
-        <w:rPr>
-          <w:rFonts w:cstheme="minorHAnsi"/>
-        </w:rPr>
-        <w:t xml:space="preserve"> for example, you would mention, “I found that my website is not easy to use as in the </w:t>
-      </w:r>
-      <w:r>
-        <w:rPr>
-          <w:rFonts w:cstheme="minorHAnsi"/>
-        </w:rPr>
-        <w:t>observations</w:t>
-      </w:r>
-      <w:r>
-        <w:rPr>
-          <w:rFonts w:cstheme="minorHAnsi"/>
-        </w:rPr>
-        <w:t xml:space="preserve"> all scenarios took 5 seconds longer than they should have with testers pointing to confusion as to where to go as the main reason”. You don’t say why this is, or how it c</w:t>
-      </w:r>
-      <w:r>
-        <w:rPr>
-          <w:rFonts w:cstheme="minorHAnsi"/>
-        </w:rPr>
-        <w:t xml:space="preserve">ould be improved, this is for the evaluation. </w:t>
-      </w:r>
-    </w:p>
-    <w:p>
-      <w:pPr>
-        <w:pStyle w:val="ListParagraph"/>
-        <w:numPr>
-          <w:ilvl w:val="0"/>
-          <w:numId w:val="1"/>
-        </w:numPr>
-        <w:rPr>
-          <w:rFonts w:cstheme="minorHAnsi"/>
-        </w:rPr>
-      </w:pPr>
-      <w:r>
-        <w:rPr>
-          <w:rFonts w:cstheme="minorHAnsi"/>
-        </w:rPr>
-        <w:t xml:space="preserve">Include some graphs if you can and a mix of qualitative and quantitative data. </w:t>
-      </w:r>
-    </w:p>
-    <w:p>
-      <w:pPr>
-        <w:rPr>
-          <w:rFonts w:cstheme="minorHAnsi"/>
-        </w:rPr>
-      </w:pPr>
-    </w:p>
-    <w:p>
-      <w:pPr>
-        <w:rPr>
-          <w:rFonts w:cstheme="minorHAnsi"/>
-        </w:rPr>
-      </w:pPr>
-      <w:r>
-        <w:rPr>
-          <w:rFonts w:cstheme="minorHAnsi"/>
-        </w:rPr>
-        <w:t>MAKE SURE YOUR NAME IS IN THE HEADER OR FOOTER ALONG WITH PAGE NUMBERS AND YOUR CANDIDATE NUMBER AND SAVE THE FILE CORRECTLY</w:t>
-      </w:r>
+        <w:t xml:space="preserve"> file exceeds 800 lines and was flagged by 2 reviewers as needing to be split into multiple files for maintainability. CSS file naming conventions such as "</w:t>
+      </w:r>
+      <w:proofErr w:type="spellStart"/>
+      <w:r>
+        <w:t>productsE</w:t>
+      </w:r>
+      <w:proofErr w:type="spellEnd"/>
+      <w:r>
+        <w:t>" and "</w:t>
+      </w:r>
+      <w:proofErr w:type="spellStart"/>
+      <w:r>
+        <w:t>productsC</w:t>
+      </w:r>
+      <w:proofErr w:type="spellEnd"/>
+      <w:r>
+        <w:t>" were described as potentially confusing to other developers. Text spacing issues were found, for example "FARMERNAME" appearing without spaces instead of "FARMER NAME". Views were not commented despite controllers being well documented, which was noted as an inconsistency in 2 of the 4 sessions.</w:t>
+      </w:r>
+    </w:p>
+    <w:p>
+      <w:pPr>
+        <w:rPr>
+          <w:rFonts w:cstheme="minorHAnsi"/>
+        </w:rPr>
+      </w:pPr>
+      <w:r>
+        <w:rPr>
+          <w:rFonts w:cstheme="minorHAnsi"/>
+        </w:rPr>
+        <w:drawing>
+          <wp:inline distT="0" distB="0" distL="0" distR="0" wp14:anchorId="3D403E3C" wp14:editId="4EAD560D">
+            <wp:extent cx="5731510" cy="2428875"/>
+            <wp:effectExtent l="0" t="0" r="2540" b="9525"/>
+            <wp:docPr id="10" name="Picture 10"/>
+            <wp:cNvGraphicFramePr>
+              <a:graphicFrameLocks xmlns:a="http://schemas.openxmlformats.org/drawingml/2006/main" noChangeAspect="1"/>
+            </wp:cNvGraphicFramePr>
+            <a:graphic xmlns:a="http://schemas.openxmlformats.org/drawingml/2006/main">
+              <a:graphicData uri="http://schemas.openxmlformats.org/drawingml/2006/picture">
+                <pic:pic xmlns:pic="http://schemas.openxmlformats.org/drawingml/2006/picture">
+                  <pic:nvPicPr>
+                    <pic:cNvPr id="1" name=""/>
+                    <pic:cNvPicPr/>
+                  </pic:nvPicPr>
+                  <pic:blipFill>
+                    <a:blip r:embed="rId21"/>
+                    <a:stretch>
+                      <a:fillRect/>
+                    </a:stretch>
+                  </pic:blipFill>
+                  <pic:spPr>
+                    <a:xfrm>
+                      <a:off x="0" y="0"/>
+                      <a:ext cx="5731510" cy="2428875"/>
+                    </a:xfrm>
+                    <a:prstGeom prst="rect">
+                      <a:avLst/>
+                    </a:prstGeom>
+                  </pic:spPr>
+                </pic:pic>
+              </a:graphicData>
+            </a:graphic>
+          </wp:inline>
+        </w:drawing>
+      </w:r>
+    </w:p>
+    <w:p>
+      <w:pPr>
+        <w:rPr>
+          <w:rFonts w:cstheme="minorHAnsi"/>
+        </w:rPr>
+      </w:pPr>
+      <w:r>
+        <w:t xml:space="preserve">This method was effective for evaluating technical quality rather than usability, making it less suited to end-users but well matched for a developer peer-review context. All 4 reviews rated models, access control, and views very highly (predominantly 5/5). The basket sidebar and role-based authentication were singled out as impressive. I found that the main technical weaknesses were the </w:t>
+      </w:r>
+      <w:proofErr w:type="spellStart"/>
+      <w:r>
+        <w:t>unstyled</w:t>
+      </w:r>
+      <w:proofErr w:type="spellEnd"/>
+      <w:r>
+        <w:t xml:space="preserve"> product detail page, products being unclickable on the products page, slow loading on the Farmers tab, and the </w:t>
+      </w:r>
+      <w:proofErr w:type="spellStart"/>
+      <w:r>
+        <w:t>SeedData</w:t>
+      </w:r>
+      <w:proofErr w:type="spellEnd"/>
+      <w:r>
+        <w:t xml:space="preserve"> file being over 800 lines and needing splitting. Minor issues around CSS file naming and text spacing (</w:t>
+      </w:r>
+      <w:proofErr w:type="gramStart"/>
+      <w:r>
+        <w:t>e.g.</w:t>
+      </w:r>
+      <w:proofErr w:type="gramEnd"/>
+      <w:r>
+        <w:t xml:space="preserve"> "FARMERNAME") were also flagged.</w:t>
+      </w:r>
+    </w:p>
+    <w:p>
+      <w:pPr>
+        <w:rPr>
+          <w:rFonts w:cstheme="minorHAnsi"/>
+        </w:rPr>
+      </w:pPr>
+    </w:p>
+    <w:p>
+      <w:pPr>
+        <w:rPr>
+          <w:rFonts w:cstheme="minorHAnsi"/>
+        </w:rPr>
+      </w:pPr>
     </w:p>
     <w:sectPr>
       <w:pgSz w:w="11906" w:h="16838"/>
@@ -1357,6 +2252,56 @@
     </w:sectPr>
   </w:body>
 </w:document>
+</file>
+
+<file path=word/endnotes.xml><?xml version="1.0" encoding="utf-8"?>
+<w:endnotes xmlns:wpc="http://schemas.microsoft.com/office/word/2010/wordprocessingCanvas" xmlns:cx="http://schemas.microsoft.com/office/drawing/2014/chartex" xmlns:cx1="http://schemas.microsoft.com/office/drawing/2015/9/8/chartex" xmlns:cx2="http://schemas.microsoft.com/office/drawing/2015/10/21/chartex" xmlns:cx3="http://schemas.microsoft.com/office/drawing/2016/5/9/chartex" xmlns:cx4="http://schemas.microsoft.com/office/drawing/2016/5/10/chartex" xmlns:cx5="http://schemas.microsoft.com/office/drawing/2016/5/11/chartex" xmlns:cx6="http://schemas.microsoft.com/office/drawing/2016/5/12/chartex" xmlns:cx7="http://schemas.microsoft.com/office/drawing/2016/5/13/chartex" xmlns:cx8="http://schemas.microsoft.com/office/drawing/2016/5/14/chartex" xmlns:mc="http://schemas.openxmlformats.org/markup-compatibility/2006" xmlns:aink="http://schemas.microsoft.com/office/drawing/2016/ink" xmlns:am3d="http://schemas.microsoft.com/office/drawing/2017/model3d" xmlns:o="urn:schemas-microsoft-com:office:office" xmlns:r="http://schemas.openxmlformats.org/officeDocument/2006/relationships" xmlns:m="http://schemas.openxmlformats.org/officeDocument/2006/math" xmlns:v="urn:schemas-microsoft-com:vml" xmlns:wp14="http://schemas.microsoft.com/office/word/2010/wordprocessingDrawing" xmlns:wp="http://schemas.openxmlformats.org/drawingml/2006/wordprocessingDrawing" xmlns:w10="urn:schemas-microsoft-com:office:word" xmlns:w="http://schemas.openxmlformats.org/wordprocessingml/2006/main" xmlns:w14="http://schemas.microsoft.com/office/word/2010/wordml" xmlns:w15="http://schemas.microsoft.com/office/word/2012/wordml" xmlns:w16cex="http://schemas.microsoft.com/office/word/2018/wordml/cex" xmlns:w16cid="http://schemas.microsoft.com/office/word/2016/wordml/cid" xmlns:w16="http://schemas.microsoft.com/office/word/2018/wordml" xmlns:w16sdtdh="http://schemas.microsoft.com/office/word/2020/wordml/sdtdatahash" xmlns:w16se="http://schemas.microsoft.com/office/word/2015/wordml/symex" xmlns:wpg="http://schemas.microsoft.com/office/word/2010/wordprocessingGroup" xmlns:wpi="http://schemas.microsoft.com/office/word/2010/wordprocessingInk" xmlns:wne="http://schemas.microsoft.com/office/word/2006/wordml" xmlns:wps="http://schemas.microsoft.com/office/word/2010/wordprocessingShape" mc:Ignorable="w14 w15 w16se w16cid w16 w16cex w16sdtdh wp14">
+  <w:endnote w:type="separator" w:id="-1">
+    <w:p>
+      <w:pPr>
+        <w:spacing w:after="0" w:line="240" w:lineRule="auto"/>
+      </w:pPr>
+      <w:r>
+        <w:separator/>
+      </w:r>
+    </w:p>
+  </w:endnote>
+  <w:endnote w:type="continuationSeparator" w:id="0">
+    <w:p>
+      <w:pPr>
+        <w:spacing w:after="0" w:line="240" w:lineRule="auto"/>
+      </w:pPr>
+      <w:r>
+        <w:continuationSeparator/>
+      </w:r>
+    </w:p>
+  </w:endnote>
+</w:endnotes>
+</file>
+
+<file path=word/footnotes.xml><?xml version="1.0" encoding="utf-8"?>
+<w:footnotes xmlns:wpc="http://schemas.microsoft.com/office/word/2010/wordprocessingCanvas" xmlns:cx="http://schemas.microsoft.com/office/drawing/2014/chartex" xmlns:cx1="http://schemas.microsoft.com/office/drawing/2015/9/8/chartex" xmlns:cx2="http://schemas.microsoft.com/office/drawing/2015/10/21/chartex" xmlns:cx3="http://schemas.microsoft.com/office/drawing/2016/5/9/chartex" xmlns:cx4="http://schemas.microsoft.com/office/drawing/2016/5/10/chartex" xmlns:cx5="http://schemas.microsoft.com/office/drawing/2016/5/11/chartex" xmlns:cx6="http://schemas.microsoft.com/office/drawing/2016/5/12/chartex" xmlns:cx7="http://schemas.microsoft.com/office/drawing/2016/5/13/chartex" xmlns:cx8="http://schemas.microsoft.com/office/drawing/2016/5/14/chartex" xmlns:mc="http://schemas.openxmlformats.org/markup-compatibility/2006" xmlns:aink="http://schemas.microsoft.com/office/drawing/2016/ink" xmlns:am3d="http://schemas.microsoft.com/office/drawing/2017/model3d" xmlns:o="urn:schemas-microsoft-com:office:office" xmlns:r="http://schemas.openxmlformats.org/officeDocument/2006/relationships" xmlns:m="http://schemas.openxmlformats.org/officeDocument/2006/math" xmlns:v="urn:schemas-microsoft-com:vml" xmlns:wp14="http://schemas.microsoft.com/office/word/2010/wordprocessingDrawing" xmlns:wp="http://schemas.openxmlformats.org/drawingml/2006/wordprocessingDrawing" xmlns:w10="urn:schemas-microsoft-com:office:word" xmlns:w="http://schemas.openxmlformats.org/wordprocessingml/2006/main" xmlns:w14="http://schemas.microsoft.com/office/word/2010/wordml" xmlns:w15="http://schemas.microsoft.com/office/word/2012/wordml" xmlns:w16cex="http://schemas.microsoft.com/office/word/2018/wordml/cex" xmlns:w16cid="http://schemas.microsoft.com/office/word/2016/wordml/cid" xmlns:w16="http://schemas.microsoft.com/office/word/2018/wordml" xmlns:w16sdtdh="http://schemas.microsoft.com/office/word/2020/wordml/sdtdatahash" xmlns:w16se="http://schemas.microsoft.com/office/word/2015/wordml/symex" xmlns:wpg="http://schemas.microsoft.com/office/word/2010/wordprocessingGroup" xmlns:wpi="http://schemas.microsoft.com/office/word/2010/wordprocessingInk" xmlns:wne="http://schemas.microsoft.com/office/word/2006/wordml" xmlns:wps="http://schemas.microsoft.com/office/word/2010/wordprocessingShape" mc:Ignorable="w14 w15 w16se w16cid w16 w16cex w16sdtdh wp14">
+  <w:footnote w:type="separator" w:id="-1">
+    <w:p>
+      <w:pPr>
+        <w:spacing w:after="0" w:line="240" w:lineRule="auto"/>
+      </w:pPr>
+      <w:r>
+        <w:separator/>
+      </w:r>
+    </w:p>
+  </w:footnote>
+  <w:footnote w:type="continuationSeparator" w:id="0">
+    <w:p>
+      <w:pPr>
+        <w:spacing w:after="0" w:line="240" w:lineRule="auto"/>
+      </w:pPr>
+      <w:r>
+        <w:continuationSeparator/>
+      </w:r>
+    </w:p>
+  </w:footnote>
+</w:footnotes>
 </file>
 
 <file path=word/numbering.xml><?xml version="1.0" encoding="utf-8"?>
@@ -2964,6 +3909,50 @@
       <w:shd w:val="clear" w:color="auto" w:fill="E1DFDD"/>
     </w:rPr>
   </w:style>
+  <w:style w:type="paragraph" w:styleId="Header">
+    <w:name w:val="header"/>
+    <w:basedOn w:val="Normal"/>
+    <w:link w:val="HeaderChar"/>
+    <w:uiPriority w:val="99"/>
+    <w:unhideWhenUsed/>
+    <w:rsid w:val="003D1DC2"/>
+    <w:pPr>
+      <w:tabs>
+        <w:tab w:val="center" w:pos="4513"/>
+        <w:tab w:val="right" w:pos="9026"/>
+      </w:tabs>
+      <w:spacing w:after="0" w:line="240" w:lineRule="auto"/>
+    </w:pPr>
+  </w:style>
+  <w:style w:type="character" w:customStyle="1" w:styleId="HeaderChar">
+    <w:name w:val="Header Char"/>
+    <w:basedOn w:val="DefaultParagraphFont"/>
+    <w:link w:val="Header"/>
+    <w:uiPriority w:val="99"/>
+    <w:rsid w:val="003D1DC2"/>
+  </w:style>
+  <w:style w:type="paragraph" w:styleId="Footer">
+    <w:name w:val="footer"/>
+    <w:basedOn w:val="Normal"/>
+    <w:link w:val="FooterChar"/>
+    <w:uiPriority w:val="99"/>
+    <w:unhideWhenUsed/>
+    <w:rsid w:val="003D1DC2"/>
+    <w:pPr>
+      <w:tabs>
+        <w:tab w:val="center" w:pos="4513"/>
+        <w:tab w:val="right" w:pos="9026"/>
+      </w:tabs>
+      <w:spacing w:after="0" w:line="240" w:lineRule="auto"/>
+    </w:pPr>
+  </w:style>
+  <w:style w:type="character" w:customStyle="1" w:styleId="FooterChar">
+    <w:name w:val="Footer Char"/>
+    <w:basedOn w:val="DefaultParagraphFont"/>
+    <w:link w:val="Footer"/>
+    <w:uiPriority w:val="99"/>
+    <w:rsid w:val="003D1DC2"/>
+  </w:style>
 </w:styles>
 </file>
 
